--- a/Tasl1_Solution(Streming_Archetecture).docx
+++ b/Tasl1_Solution(Streming_Archetecture).docx
@@ -44,9 +44,8 @@
           <w:sz w:val="44"/>
           <w:szCs w:val="44"/>
         </w:rPr>
-        <w:t>Task</w:t>
-      </w:r>
-      <w:proofErr w:type="gramStart"/>
+        <w:t xml:space="preserve">Task1 </w:t>
+      </w:r>
       <w:r>
         <w:rPr>
           <w:b/>
@@ -55,28 +54,7 @@
           <w:sz w:val="44"/>
           <w:szCs w:val="44"/>
         </w:rPr>
-        <w:t xml:space="preserve">1 </w:t>
-      </w:r>
-      <w:r>
-        <w:rPr>
-          <w:b/>
-          <w:bCs/>
-          <w:color w:val="002060"/>
-          <w:sz w:val="44"/>
-          <w:szCs w:val="44"/>
-        </w:rPr>
-        <w:t>:</w:t>
-      </w:r>
-      <w:proofErr w:type="gramEnd"/>
-      <w:r>
-        <w:rPr>
-          <w:b/>
-          <w:bCs/>
-          <w:color w:val="002060"/>
-          <w:sz w:val="44"/>
-          <w:szCs w:val="44"/>
-        </w:rPr>
-        <w:t xml:space="preserve"> Planning</w:t>
+        <w:t>: Planning</w:t>
       </w:r>
     </w:p>
     <w:p>
@@ -110,9 +88,12 @@
           <w:sz w:val="52"/>
           <w:szCs w:val="52"/>
         </w:rPr>
-        <w:t>Recorded audio/video streaming</w:t>
-      </w:r>
-      <w:r>
+        <w:t xml:space="preserve">Recorded audio/video streaming  </w:t>
+      </w:r>
+    </w:p>
+    <w:p>
+      <w:pPr>
+        <w:jc w:val="center"/>
         <w:rPr>
           <w:b/>
           <w:bCs/>
@@ -120,12 +101,8 @@
           <w:sz w:val="52"/>
           <w:szCs w:val="52"/>
         </w:rPr>
-        <w:t xml:space="preserve">  </w:t>
-      </w:r>
-    </w:p>
-    <w:p>
-      <w:pPr>
-        <w:jc w:val="center"/>
+      </w:pPr>
+      <w:r>
         <w:rPr>
           <w:b/>
           <w:bCs/>
@@ -133,41 +110,8 @@
           <w:sz w:val="52"/>
           <w:szCs w:val="52"/>
         </w:rPr>
-      </w:pPr>
-      <w:proofErr w:type="gramStart"/>
-      <w:r>
-        <w:rPr>
-          <w:b/>
-          <w:bCs/>
-          <w:color w:val="002060"/>
-          <w:sz w:val="52"/>
-          <w:szCs w:val="52"/>
-        </w:rPr>
-        <w:t>( Secure</w:t>
-      </w:r>
-      <w:proofErr w:type="gramEnd"/>
-      <w:r>
-        <w:rPr>
-          <w:b/>
-          <w:bCs/>
-          <w:color w:val="002060"/>
-          <w:sz w:val="52"/>
-          <w:szCs w:val="52"/>
-        </w:rPr>
-        <w:t xml:space="preserve"> Adaptive </w:t>
-      </w:r>
-      <w:proofErr w:type="gramStart"/>
-      <w:r>
-        <w:rPr>
-          <w:b/>
-          <w:bCs/>
-          <w:color w:val="002060"/>
-          <w:sz w:val="52"/>
-          <w:szCs w:val="52"/>
-        </w:rPr>
-        <w:t>Streaming )</w:t>
-      </w:r>
-      <w:proofErr w:type="gramEnd"/>
+        <w:t>( Secure Adaptive Streaming )</w:t>
+      </w:r>
     </w:p>
     <w:p>
       <w:pPr>
@@ -414,18 +358,8 @@
             <w:sz w:val="28"/>
             <w:szCs w:val="28"/>
           </w:rPr>
-          <w:t>linkedin.com/in/</w:t>
+          <w:t>linkedin.com/in/masudmwp</w:t>
         </w:r>
-        <w:proofErr w:type="spellStart"/>
-        <w:r>
-          <w:rPr>
-            <w:rStyle w:val="Hyperlink"/>
-            <w:sz w:val="28"/>
-            <w:szCs w:val="28"/>
-          </w:rPr>
-          <w:t>masudmwp</w:t>
-        </w:r>
-        <w:proofErr w:type="spellEnd"/>
       </w:hyperlink>
     </w:p>
     <w:p/>
@@ -667,11 +601,14 @@
           <w:tab w:val="right" w:leader="dot" w:pos="9350"/>
         </w:tabs>
         <w:spacing w:after="150"/>
-      </w:pPr>
-      <w:r>
         <w:rPr>
           <w:color w:val="1A1A1A"/>
         </w:rPr>
+      </w:pPr>
+      <w:r>
+        <w:rPr>
+          <w:color w:val="1A1A1A"/>
+        </w:rPr>
         <w:t>Conclusion</w:t>
       </w:r>
       <w:r>
@@ -685,6 +622,38 @@
           <w:color w:val="1A1A1A"/>
         </w:rPr>
         <w:t>8</w:t>
+      </w:r>
+    </w:p>
+    <w:p>
+      <w:pPr>
+        <w:tabs>
+          <w:tab w:val="right" w:leader="dot" w:pos="9350"/>
+        </w:tabs>
+        <w:spacing w:after="150"/>
+      </w:pPr>
+      <w:r>
+        <w:rPr>
+          <w:color w:val="1A1A1A"/>
+          <w:sz w:val="22"/>
+          <w:szCs w:val="22"/>
+        </w:rPr>
+        <w:t>References</w:t>
+      </w:r>
+      <w:r>
+        <w:rPr>
+          <w:color w:val="1A1A1A"/>
+          <w:sz w:val="22"/>
+          <w:szCs w:val="22"/>
+        </w:rPr>
+        <w:tab/>
+      </w:r>
+      <w:r>
+        <w:rPr>
+          <w:color w:val="1A1A1A"/>
+          <w:sz w:val="22"/>
+          <w:szCs w:val="22"/>
+        </w:rPr>
+        <w:t>8,9</w:t>
       </w:r>
     </w:p>
     <w:p/>
@@ -732,7 +701,6 @@
           <w:sz w:val="36"/>
           <w:szCs w:val="36"/>
         </w:rPr>
-        <w:lastRenderedPageBreak/>
         <w:t>Executive Summary</w:t>
       </w:r>
     </w:p>
@@ -828,21 +796,19 @@
         <w:jc w:val="both"/>
       </w:pPr>
       <w:r>
-        <w:t xml:space="preserve">Direct-to-storage upload + async encoding </w:t>
-      </w:r>
-      <w:proofErr w:type="gramStart"/>
-      <w:r>
-        <w:t>pipeline</w:t>
-      </w:r>
-      <w:r>
-        <w:t>:--</w:t>
-      </w:r>
-      <w:proofErr w:type="gramEnd"/>
+        <w:t>Direct-to-storage upload + async encoding pipeline:</w:t>
+      </w:r>
       <w:r>
         <w:t xml:space="preserve"> </w:t>
       </w:r>
       <w:r>
-        <w:t>keeps ingest fast and the app server stateless</w:t>
+        <w:t xml:space="preserve"> </w:t>
+      </w:r>
+      <w:r>
+        <w:t>K</w:t>
+      </w:r>
+      <w:r>
+        <w:t>eeps ingest fast and the app server stateless</w:t>
       </w:r>
     </w:p>
     <w:p>
@@ -855,15 +821,13 @@
         <w:jc w:val="both"/>
       </w:pPr>
       <w:r>
-        <w:t>Adaptive Bitrate Streaming (HLS/DASH</w:t>
-      </w:r>
-      <w:proofErr w:type="gramStart"/>
-      <w:r>
-        <w:t>) :</w:t>
-      </w:r>
-      <w:proofErr w:type="gramEnd"/>
-      <w:r>
-        <w:t>--removes buffering and matches quality to network/screen</w:t>
+        <w:t>Adaptive Bitrate Streaming (HLS/DASH) :</w:t>
+      </w:r>
+      <w:r>
+        <w:t xml:space="preserve"> R</w:t>
+      </w:r>
+      <w:r>
+        <w:t>emoves buffering and matches quality to network/screen</w:t>
       </w:r>
     </w:p>
     <w:p>
@@ -876,15 +840,19 @@
         <w:jc w:val="both"/>
       </w:pPr>
       <w:r>
-        <w:t xml:space="preserve">CDN edge </w:t>
-      </w:r>
-      <w:proofErr w:type="gramStart"/>
-      <w:r>
-        <w:t>caching :</w:t>
-      </w:r>
-      <w:proofErr w:type="gramEnd"/>
-      <w:r>
-        <w:t>-- makes start-up near-instant and absorbs the bulk of delivery traffic</w:t>
+        <w:t>CDN edge caching :</w:t>
+      </w:r>
+      <w:r>
+        <w:t xml:space="preserve"> </w:t>
+      </w:r>
+      <w:r>
+        <w:t xml:space="preserve"> </w:t>
+      </w:r>
+      <w:r>
+        <w:t>M</w:t>
+      </w:r>
+      <w:r>
+        <w:t>akes start-up near-instant and absorbs the bulk of delivery traffic</w:t>
       </w:r>
     </w:p>
     <w:p>
@@ -897,31 +865,13 @@
         <w:jc w:val="both"/>
       </w:pPr>
       <w:r>
-        <w:t>Multi-DRM encryption (</w:t>
-      </w:r>
-      <w:proofErr w:type="spellStart"/>
-      <w:r>
-        <w:t>Widevine</w:t>
-      </w:r>
-      <w:proofErr w:type="spellEnd"/>
-      <w:r>
-        <w:t xml:space="preserve"> + </w:t>
-      </w:r>
-      <w:proofErr w:type="spellStart"/>
-      <w:r>
-        <w:t>FairPlay</w:t>
-      </w:r>
-      <w:proofErr w:type="spellEnd"/>
-      <w:r>
-        <w:t xml:space="preserve"> + PlayReady) + output protection (HDCP, secure audio path</w:t>
-      </w:r>
-      <w:proofErr w:type="gramStart"/>
-      <w:r>
-        <w:t>) :</w:t>
-      </w:r>
-      <w:proofErr w:type="gramEnd"/>
-      <w:r>
-        <w:t>-- the preventive controls against capture, recording (video and audio) and download</w:t>
+        <w:t xml:space="preserve">Multi-DRM encryption (Widevine + FairPlay + PlayReady) + output protection (HDCP, secure audio path) : </w:t>
+      </w:r>
+      <w:r>
+        <w:t>T</w:t>
+      </w:r>
+      <w:r>
+        <w:t>he preventive controls against capture, recording (video and audio) and download</w:t>
       </w:r>
     </w:p>
     <w:p>
@@ -934,15 +884,19 @@
         <w:jc w:val="both"/>
       </w:pPr>
       <w:r>
-        <w:t xml:space="preserve">Server-side A/B forensic </w:t>
-      </w:r>
-      <w:proofErr w:type="gramStart"/>
-      <w:r>
-        <w:t>watermarking :</w:t>
-      </w:r>
-      <w:proofErr w:type="gramEnd"/>
-      <w:r>
-        <w:t>-- the detective control that traces a leak back to its source session</w:t>
+        <w:t>Server-side A/B forensic watermarking :</w:t>
+      </w:r>
+      <w:r>
+        <w:t xml:space="preserve"> </w:t>
+      </w:r>
+      <w:r>
+        <w:t xml:space="preserve"> </w:t>
+      </w:r>
+      <w:r>
+        <w:t>T</w:t>
+      </w:r>
+      <w:r>
+        <w:t>he detective control that traces a leak back to its source session</w:t>
       </w:r>
     </w:p>
     <w:p>
@@ -1219,27 +1173,13 @@
               <w:rPr>
                 <w:color w:val="1A1A1A"/>
               </w:rPr>
-              <w:t xml:space="preserve">Uploaded videos are processed by </w:t>
-            </w:r>
-            <w:proofErr w:type="gramStart"/>
+              <w:t>Uploaded videos are processed by encoder</w:t>
+            </w:r>
             <w:r>
               <w:rPr>
                 <w:color w:val="1A1A1A"/>
               </w:rPr>
-              <w:t>encoder</w:t>
-            </w:r>
-            <w:r>
-              <w:rPr>
-                <w:color w:val="1A1A1A"/>
-              </w:rPr>
-              <w:t>(</w:t>
-            </w:r>
-            <w:proofErr w:type="gramEnd"/>
-            <w:r>
-              <w:rPr>
-                <w:color w:val="1A1A1A"/>
-              </w:rPr>
-              <w:t>Kafka/SQS)</w:t>
+              <w:t>(Kafka/SQS)</w:t>
             </w:r>
             <w:r>
               <w:rPr>
@@ -1293,22 +1233,14 @@
               <w:rPr>
                 <w:color w:val="1A1A1A"/>
               </w:rPr>
-              <w:t xml:space="preserve">Raw and processed videos are stored in scalable object </w:t>
-            </w:r>
-            <w:proofErr w:type="gramStart"/>
+              <w:t>Raw and processed videos are stored in scalable object storage</w:t>
+            </w:r>
             <w:r>
               <w:rPr>
                 <w:color w:val="1A1A1A"/>
               </w:rPr>
-              <w:t>storage</w:t>
-            </w:r>
-            <w:r>
-              <w:rPr>
-                <w:color w:val="1A1A1A"/>
-              </w:rPr>
               <w:t>(</w:t>
             </w:r>
-            <w:proofErr w:type="gramEnd"/>
             <w:r>
               <w:rPr>
                 <w:color w:val="1A1A1A"/>
@@ -1373,49 +1305,7 @@
               <w:rPr>
                 <w:color w:val="1A1A1A"/>
               </w:rPr>
-              <w:t xml:space="preserve">Encoded segments are encrypted (CENC for </w:t>
-            </w:r>
-            <w:proofErr w:type="spellStart"/>
-            <w:r>
-              <w:rPr>
-                <w:color w:val="1A1A1A"/>
-              </w:rPr>
-              <w:t>Widevine</w:t>
-            </w:r>
-            <w:proofErr w:type="spellEnd"/>
-            <w:r>
-              <w:rPr>
-                <w:color w:val="1A1A1A"/>
-              </w:rPr>
-              <w:t xml:space="preserve">/PlayReady, </w:t>
-            </w:r>
-            <w:proofErr w:type="spellStart"/>
-            <w:r>
-              <w:rPr>
-                <w:color w:val="1A1A1A"/>
-              </w:rPr>
-              <w:t>cbcs</w:t>
-            </w:r>
-            <w:proofErr w:type="spellEnd"/>
-            <w:r>
-              <w:rPr>
-                <w:color w:val="1A1A1A"/>
-              </w:rPr>
-              <w:t xml:space="preserve"> for </w:t>
-            </w:r>
-            <w:proofErr w:type="spellStart"/>
-            <w:r>
-              <w:rPr>
-                <w:color w:val="1A1A1A"/>
-              </w:rPr>
-              <w:t>FairPlay</w:t>
-            </w:r>
-            <w:proofErr w:type="spellEnd"/>
-            <w:r>
-              <w:rPr>
-                <w:color w:val="1A1A1A"/>
-              </w:rPr>
-              <w:t>) and, for premium content, passed through the watermark pre-processor to generate A/B variants before being pushed to the CDN.</w:t>
+              <w:t>Encoded segments are encrypted (CENC for Widevine/PlayReady, cbcs for FairPlay) and, for premium content, passed through the watermark pre-processor to generate A/B variants before being pushed to the CDN.</w:t>
             </w:r>
           </w:p>
         </w:tc>
@@ -1487,43 +1377,7 @@
               <w:rPr>
                 <w:color w:val="1A1A1A"/>
               </w:rPr>
-              <w:t>The player downloads the manifest (.m3u8</w:t>
-            </w:r>
-            <w:proofErr w:type="gramStart"/>
-            <w:r>
-              <w:rPr>
-                <w:color w:val="1A1A1A"/>
-              </w:rPr>
-              <w:t>/.</w:t>
-            </w:r>
-            <w:proofErr w:type="spellStart"/>
-            <w:r>
-              <w:rPr>
-                <w:color w:val="1A1A1A"/>
-              </w:rPr>
-              <w:t>mpd</w:t>
-            </w:r>
-            <w:proofErr w:type="spellEnd"/>
-            <w:proofErr w:type="gramEnd"/>
-            <w:r>
-              <w:rPr>
-                <w:color w:val="1A1A1A"/>
-              </w:rPr>
-              <w:t xml:space="preserve">), starts on a low-bitrate segment for a fast start, then continuously adapts quality to bandwidth and screen </w:t>
-            </w:r>
-            <w:proofErr w:type="gramStart"/>
-            <w:r>
-              <w:rPr>
-                <w:color w:val="1A1A1A"/>
-              </w:rPr>
-              <w:t>size  all</w:t>
-            </w:r>
-            <w:proofErr w:type="gramEnd"/>
-            <w:r>
-              <w:rPr>
-                <w:color w:val="1A1A1A"/>
-              </w:rPr>
-              <w:t xml:space="preserve"> over ordinary HTTP, so no specialized streaming server process is needed.</w:t>
+              <w:t>The player downloads the manifest (.m3u8/.mpd), starts on a low-bitrate segment for a fast start, then continuously adapts quality to bandwidth and screen size  all over ordinary HTTP, so no specialized streaming server process is needed.</w:t>
             </w:r>
           </w:p>
         </w:tc>
@@ -1759,42 +1613,58 @@
       <w:pPr>
         <w:spacing w:after="180"/>
         <w:jc w:val="center"/>
-      </w:pPr>
-      <w:r>
         <w:rPr>
           <w:i/>
           <w:iCs/>
           <w:color w:val="595959"/>
         </w:rPr>
-        <w:t xml:space="preserve">Figure 1: End-to-end </w:t>
-      </w:r>
-      <w:proofErr w:type="gramStart"/>
+      </w:pPr>
       <w:r>
         <w:rPr>
           <w:i/>
           <w:iCs/>
           <w:color w:val="595959"/>
         </w:rPr>
-        <w:t>flow  upload</w:t>
-      </w:r>
-      <w:proofErr w:type="gramEnd"/>
+        <w:t>Figure 1: End-to-end flow  upload, encode, protect (DRM + watermark), deliver (CDN), and play (ABR)</w:t>
+      </w:r>
       <w:r>
         <w:rPr>
           <w:i/>
           <w:iCs/>
           <w:color w:val="595959"/>
         </w:rPr>
-        <w:t>, encode, protect (DRM + watermark), deliver (CDN), and play (ABR)</w:t>
-      </w:r>
-    </w:p>
-    <w:p>
-      <w:pPr>
-        <w:jc w:val="both"/>
+        <w:t xml:space="preserve">  </w:t>
+      </w:r>
+    </w:p>
+    <w:p>
+      <w:pPr>
+        <w:spacing w:after="180"/>
       </w:pPr>
       <w:r>
         <w:rPr>
           <w:b/>
           <w:bCs/>
+          <w:color w:val="002060"/>
+        </w:rPr>
+        <w:t xml:space="preserve">To View Original Image: </w:t>
+      </w:r>
+      <w:hyperlink r:id="rId13" w:history="1">
+        <w:r>
+          <w:rPr>
+            <w:rStyle w:val="Hyperlink"/>
+          </w:rPr>
+          <w:t>Visit</w:t>
+        </w:r>
+      </w:hyperlink>
+    </w:p>
+    <w:p>
+      <w:pPr>
+        <w:jc w:val="both"/>
+      </w:pPr>
+      <w:r>
+        <w:rPr>
+          <w:b/>
+          <w:bCs/>
         </w:rPr>
         <w:t>Flow summary:</w:t>
       </w:r>
@@ -1805,17 +1675,12 @@
         <w:t>T</w:t>
       </w:r>
       <w:r>
-        <w:t>he client uploads directly to object storage via a pre-signed URL (bypassing the app server). An encoding job is queued and processed by worker nodes into an ABR ladder. Encoded segments are encrypted and, for premium content, watermarked with a unique per-session A/B pattern before being cached at the CDN edge. The player requests a DRM license, then pulls the manifest and adaptive segments from the edge. If a copy ever leaks, watermark extraction traces it back to the session that requested the license.</w:t>
-      </w:r>
-    </w:p>
-    <w:p>
-      <w:pPr>
-        <w:jc w:val="right"/>
-        <w:rPr>
-          <w:sz w:val="36"/>
-          <w:szCs w:val="36"/>
-        </w:rPr>
-      </w:pPr>
+        <w:t xml:space="preserve">he client uploads directly to object storage via a pre-signed URL (bypassing the app server). An encoding job is queued and processed by worker nodes into an ABR ladder. Encoded segments are encrypted and, for premium content, watermarked with a unique per-session A/B pattern before being cached at the CDN edge. The player requests a DRM license, then pulls the manifest and adaptive segments </w:t>
+      </w:r>
+      <w:r>
+        <w:lastRenderedPageBreak/>
+        <w:t>from the edge. If a copy ever leaks, watermark extraction traces it back to the session that requested the license.</w:t>
+      </w:r>
     </w:p>
     <w:p>
       <w:pPr>
@@ -1835,7 +1700,6 @@
           <w:sz w:val="36"/>
           <w:szCs w:val="36"/>
         </w:rPr>
-        <w:lastRenderedPageBreak/>
         <w:t>Requirement-by-Requirement Solution</w:t>
       </w:r>
     </w:p>
@@ -2034,39 +1898,7 @@
                 <w:b/>
                 <w:bCs/>
               </w:rPr>
-              <w:t>Multi-DRM (</w:t>
-            </w:r>
-            <w:proofErr w:type="spellStart"/>
-            <w:r>
-              <w:rPr>
-                <w:b/>
-                <w:bCs/>
-              </w:rPr>
-              <w:t>Widevine</w:t>
-            </w:r>
-            <w:proofErr w:type="spellEnd"/>
-            <w:r>
-              <w:rPr>
-                <w:b/>
-                <w:bCs/>
-              </w:rPr>
-              <w:t xml:space="preserve"> + </w:t>
-            </w:r>
-            <w:proofErr w:type="spellStart"/>
-            <w:r>
-              <w:rPr>
-                <w:b/>
-                <w:bCs/>
-              </w:rPr>
-              <w:t>FairPlay</w:t>
-            </w:r>
-            <w:proofErr w:type="spellEnd"/>
-            <w:r>
-              <w:rPr>
-                <w:b/>
-                <w:bCs/>
-              </w:rPr>
-              <w:t xml:space="preserve"> + PlayReady):</w:t>
+              <w:t>Multi-DRM (Widevine + FairPlay + PlayReady):</w:t>
             </w:r>
             <w:r>
               <w:t xml:space="preserve"> </w:t>
@@ -2080,31 +1912,7 @@
               <w:t>E</w:t>
             </w:r>
             <w:r>
-              <w:t xml:space="preserve">very segment is packaged in the encryption mode each system needs CENC (AES-CTR) for </w:t>
-            </w:r>
-            <w:proofErr w:type="spellStart"/>
-            <w:r>
-              <w:t>Widevine</w:t>
-            </w:r>
-            <w:proofErr w:type="spellEnd"/>
-            <w:r>
-              <w:t xml:space="preserve">/PlayReady, </w:t>
-            </w:r>
-            <w:proofErr w:type="spellStart"/>
-            <w:r>
-              <w:t>cbcs</w:t>
-            </w:r>
-            <w:proofErr w:type="spellEnd"/>
-            <w:r>
-              <w:t xml:space="preserve"> (AES-CBC) for </w:t>
-            </w:r>
-            <w:proofErr w:type="spellStart"/>
-            <w:r>
-              <w:t>FairPlay</w:t>
-            </w:r>
-            <w:proofErr w:type="spellEnd"/>
-            <w:r>
-              <w:t xml:space="preserve"> and the content key is only released, inside an isolated Content Decryption Module, after the license server verifies the session. The key never touches JavaScript or normal device memory. On native apps this is reinforced by the OS secure-video path (FLAG_SECURE / secure texture), which blocks screenshot and screen-record APIs. </w:t>
+              <w:t xml:space="preserve">very segment is packaged in the encryption mode each system needs CENC (AES-CTR) for Widevine/PlayReady, cbcs (AES-CBC) for FairPlay and the content key is only released, inside an isolated Content Decryption Module, after the license server verifies the session. The key never touches JavaScript or normal device memory. On native apps this is reinforced by the OS secure-video path (FLAG_SECURE / secure texture), which blocks screenshot and screen-record APIs. </w:t>
             </w:r>
           </w:p>
           <w:p>
@@ -2217,16 +2025,11 @@
             <w:r>
               <w:t xml:space="preserve"> (c) </w:t>
             </w:r>
-            <w:proofErr w:type="spellStart"/>
             <w:r>
               <w:t>T</w:t>
             </w:r>
             <w:r>
-              <w:t>udio</w:t>
-            </w:r>
-            <w:proofErr w:type="spellEnd"/>
-            <w:r>
-              <w:t xml:space="preserve"> can carry its own inaudible forensic watermark alongside the video watermark, using the same session-identifier logic, so an audio-only leak (e.g. a phone recording sound near a speaker) is still traceable. As with screenshots, no software control stops a physical microphone recording open air sound that residual risk is covered by watermarking, not prevention.</w:t>
+              <w:t>udio can carry its own inaudible forensic watermark alongside the video watermark, using the same session-identifier logic, so an audio-only leak (e.g. a phone recording sound near a speaker) is still traceable. As with screenshots, no software control stops a physical microphone recording open air sound that residual risk is covered by watermarking, not prevention.</w:t>
             </w:r>
           </w:p>
         </w:tc>
@@ -2246,6 +2049,7 @@
               </w:rPr>
             </w:pPr>
             <w:r>
+              <w:lastRenderedPageBreak/>
               <w:t>Traceable if content leaks</w:t>
             </w:r>
           </w:p>
@@ -2282,33 +2086,13 @@
               <w:t>T</w:t>
             </w:r>
             <w:r>
-              <w:t xml:space="preserve">he watermark pre-processor produces two near-identical, invisibly-different variants (A/B) of every </w:t>
-            </w:r>
-            <w:proofErr w:type="gramStart"/>
-            <w:r>
-              <w:t>segment</w:t>
+              <w:t>he watermark pre-processor produces two near-identical, invisibly-different variants (A/B) of every segment</w:t>
             </w:r>
             <w:r>
               <w:t xml:space="preserve"> </w:t>
             </w:r>
             <w:r>
-              <w:t xml:space="preserve"> applied</w:t>
-            </w:r>
-            <w:proofErr w:type="gramEnd"/>
-            <w:r>
-              <w:t xml:space="preserve"> to both </w:t>
-            </w:r>
-            <w:r>
-              <w:lastRenderedPageBreak/>
-              <w:t xml:space="preserve">the video and the audio track. The CDN edge serves each viewer a unique A/B sequence chosen from their session token that sequence is the viewer's traceable identifier. The mark rides through re-encoding, cropping and even screen/audio recording, so if a leaked copy is found, extraction recovers the identifier and maps it back to the exact session. This is a detective control, not a preventive </w:t>
-            </w:r>
-            <w:proofErr w:type="gramStart"/>
-            <w:r>
-              <w:t>one  it</w:t>
-            </w:r>
-            <w:proofErr w:type="gramEnd"/>
-            <w:r>
-              <w:t xml:space="preserve"> changes a leak's consequence from anonymous to attributable, and it is run alongside DRM, never instead of it.</w:t>
+              <w:t xml:space="preserve"> applied to both the video and the audio track. The CDN edge serves each viewer a unique A/B sequence chosen from their session token that sequence is the viewer's traceable identifier. The mark rides through re-encoding, cropping and even screen/audio recording, so if a leaked copy is found, extraction recovers the identifier and maps it back to the exact session. This is a detective control, not a preventive one  it changes a leak's consequence from anonymous to attributable, and it is run alongside DRM, never instead of it.</w:t>
             </w:r>
           </w:p>
         </w:tc>
@@ -2328,7 +2112,6 @@
               </w:rPr>
             </w:pPr>
             <w:r>
-              <w:lastRenderedPageBreak/>
               <w:t>Loads according to internet speed and screen size</w:t>
             </w:r>
           </w:p>
@@ -2535,21 +2318,8 @@
                 <w:szCs w:val="36"/>
               </w:rPr>
             </w:pPr>
-            <w:proofErr w:type="spellStart"/>
-            <w:r>
-              <w:t>FFmpeg</w:t>
-            </w:r>
-            <w:proofErr w:type="spellEnd"/>
-            <w:r>
-              <w:t xml:space="preserve"> -&gt; HLS (.m3u8) and/or MPEG-DASH (.</w:t>
-            </w:r>
-            <w:proofErr w:type="spellStart"/>
-            <w:r>
-              <w:t>mpd</w:t>
-            </w:r>
-            <w:proofErr w:type="spellEnd"/>
-            <w:r>
-              <w:t>) ladder, queued via Kafka/SQS</w:t>
+            <w:r>
+              <w:t>FFmpeg -&gt; HLS (.m3u8) and/or MPEG-DASH (.mpd) ladder, queued via Kafka/SQS</w:t>
             </w:r>
           </w:p>
         </w:tc>
@@ -2690,23 +2460,7 @@
               </w:rPr>
             </w:pPr>
             <w:r>
-              <w:t xml:space="preserve">Multi-DRM: </w:t>
-            </w:r>
-            <w:proofErr w:type="spellStart"/>
-            <w:r>
-              <w:t>Widevine</w:t>
-            </w:r>
-            <w:proofErr w:type="spellEnd"/>
-            <w:r>
-              <w:t xml:space="preserve"> + </w:t>
-            </w:r>
-            <w:proofErr w:type="spellStart"/>
-            <w:r>
-              <w:t>FairPlay</w:t>
-            </w:r>
-            <w:proofErr w:type="spellEnd"/>
-            <w:r>
-              <w:t xml:space="preserve"> + PlayReady, via a DRM/license service</w:t>
+              <w:t>Multi-DRM: Widevine + FairPlay + PlayReady, via a DRM/license service</w:t>
             </w:r>
           </w:p>
         </w:tc>
@@ -2778,23 +2532,7 @@
               </w:rPr>
             </w:pPr>
             <w:r>
-              <w:t xml:space="preserve">HLS.js / Shaka Player / native </w:t>
-            </w:r>
-            <w:proofErr w:type="spellStart"/>
-            <w:r>
-              <w:t>ExoPlayer</w:t>
-            </w:r>
-            <w:proofErr w:type="spellEnd"/>
-            <w:r>
-              <w:t xml:space="preserve"> (Android) / </w:t>
-            </w:r>
-            <w:proofErr w:type="spellStart"/>
-            <w:r>
-              <w:t>AVPlayer</w:t>
-            </w:r>
-            <w:proofErr w:type="spellEnd"/>
-            <w:r>
-              <w:t xml:space="preserve"> (iOS)</w:t>
+              <w:t>HLS.js / Shaka Player / native ExoPlayer (Android) / AVPlayer (iOS)</w:t>
             </w:r>
           </w:p>
         </w:tc>
@@ -2898,7 +2636,6 @@
           <w:sz w:val="36"/>
           <w:szCs w:val="36"/>
         </w:rPr>
-        <w:lastRenderedPageBreak/>
         <w:t>Known Limitations / Trade-offs</w:t>
       </w:r>
     </w:p>
@@ -2912,18 +2649,10 @@
         <w:jc w:val="both"/>
       </w:pPr>
       <w:r>
-        <w:t xml:space="preserve">Browser-based playback cannot fully block screen recording (capture software works outside the browser's </w:t>
-      </w:r>
-      <w:proofErr w:type="gramStart"/>
-      <w:r>
-        <w:t xml:space="preserve">control)  </w:t>
-      </w:r>
-      <w:r>
-        <w:t>and</w:t>
-      </w:r>
-      <w:proofErr w:type="gramEnd"/>
-      <w:r>
-        <w:t xml:space="preserve"> </w:t>
+        <w:t xml:space="preserve">Browser-based playback cannot fully block screen recording (capture software works outside the browser's control)  </w:t>
+      </w:r>
+      <w:r>
+        <w:t xml:space="preserve">and </w:t>
       </w:r>
       <w:r>
         <w:t>DRM raises the effort required, and watermarking provides the fallback: attribution after the fact.</w:t>
@@ -2939,23 +2668,7 @@
         <w:jc w:val="both"/>
       </w:pPr>
       <w:r>
-        <w:t xml:space="preserve">Multi-DRM licensing adds infrastructure cost and three separate license-server integrations; a smaller rollout could start with </w:t>
-      </w:r>
-      <w:proofErr w:type="spellStart"/>
-      <w:r>
-        <w:t>Widevine</w:t>
-      </w:r>
-      <w:proofErr w:type="spellEnd"/>
-      <w:r>
-        <w:t xml:space="preserve"> only (largest device share) and add </w:t>
-      </w:r>
-      <w:proofErr w:type="spellStart"/>
-      <w:r>
-        <w:t>FairPlay</w:t>
-      </w:r>
-      <w:proofErr w:type="spellEnd"/>
-      <w:r>
-        <w:t>/PlayReady later.</w:t>
+        <w:t>Multi-DRM licensing adds infrastructure cost and three separate license-server integrations; a smaller rollout could start with Widevine only (largest device share) and add FairPlay/PlayReady later.</w:t>
       </w:r>
     </w:p>
     <w:p>
@@ -2987,18 +2700,10 @@
         <w:jc w:val="both"/>
       </w:pPr>
       <w:r>
-        <w:t>Very short ABR segments (2-4s) adapt faster to network changes but increase request overhead; 6-10s segments are more CDN-cache-</w:t>
-      </w:r>
-      <w:proofErr w:type="gramStart"/>
-      <w:r>
-        <w:t xml:space="preserve">friendly </w:t>
-      </w:r>
-      <w:r>
-        <w:t xml:space="preserve"> that</w:t>
-      </w:r>
-      <w:proofErr w:type="gramEnd"/>
-      <w:r>
-        <w:t xml:space="preserve"> </w:t>
+        <w:t xml:space="preserve">Very short ABR segments (2-4s) adapt faster to network changes but increase request overhead; 6-10s segments are more CDN-cache-friendly </w:t>
+      </w:r>
+      <w:r>
+        <w:t xml:space="preserve"> that </w:t>
       </w:r>
       <w:r>
         <w:t>a tunable choice, not fixed.</w:t>
@@ -3039,48 +2744,279 @@
         <w:jc w:val="both"/>
       </w:pPr>
       <w:r>
-        <w:t xml:space="preserve">Together, direct upload + async encoding + CDN caching </w:t>
+        <w:t xml:space="preserve">Together, direct upload + async encoding + CDN caching solve the performance requirements (no buffering, near-instant start, network/screen-aware quality). Multi-DRM and server-side forensic watermarking form two complementary layers of content </w:t>
       </w:r>
       <w:proofErr w:type="gramStart"/>
       <w:r>
-        <w:t>solve</w:t>
+        <w:t>protection  one</w:t>
       </w:r>
       <w:proofErr w:type="gramEnd"/>
       <w:r>
-        <w:t xml:space="preserve"> the performance requirements (no buffering, near-instant start, network/screen-aware quality). Multi-DRM and server-side forensic watermarking form two complementary layers of content </w:t>
+        <w:t xml:space="preserve"> preventive, one </w:t>
       </w:r>
       <w:proofErr w:type="gramStart"/>
       <w:r>
-        <w:t>protection  one</w:t>
+        <w:t>detective  addressing</w:t>
       </w:r>
       <w:proofErr w:type="gramEnd"/>
       <w:r>
-        <w:t xml:space="preserve"> preventive, one </w:t>
-      </w:r>
-      <w:proofErr w:type="gramStart"/>
-      <w:r>
-        <w:t>detective  addressing</w:t>
-      </w:r>
-      <w:proofErr w:type="gramEnd"/>
-      <w:r>
         <w:t xml:space="preserve"> the security requirements, while a stateless, load-balanced, multi-region service layer keeps the whole system reliable at scale.</w:t>
       </w:r>
     </w:p>
     <w:p>
       <w:pPr>
-        <w:rPr>
+        <w:spacing w:after="130"/>
+        <w:jc w:val="both"/>
+        <w:rPr>
+          <w:b/>
+          <w:bCs/>
+          <w:color w:val="002060"/>
           <w:sz w:val="36"/>
           <w:szCs w:val="36"/>
         </w:rPr>
       </w:pPr>
-    </w:p>
-    <w:p>
-      <w:pPr>
-        <w:rPr>
+      <w:r>
+        <w:rPr>
+          <w:b/>
+          <w:bCs/>
+          <w:color w:val="002060"/>
           <w:sz w:val="36"/>
           <w:szCs w:val="36"/>
         </w:rPr>
-      </w:pPr>
+        <w:t>References</w:t>
+      </w:r>
+    </w:p>
+    <w:p>
+      <w:pPr>
+        <w:pStyle w:val="ListParagraph"/>
+        <w:numPr>
+          <w:ilvl w:val="0"/>
+          <w:numId w:val="6"/>
+        </w:numPr>
+        <w:spacing w:after="130"/>
+        <w:jc w:val="both"/>
+      </w:pPr>
+      <w:r>
+        <w:t>Mux — Multi-DRM for Developers</w:t>
+      </w:r>
+    </w:p>
+    <w:p>
+      <w:pPr>
+        <w:pStyle w:val="ListParagraph"/>
+        <w:spacing w:after="130"/>
+        <w:jc w:val="both"/>
+      </w:pPr>
+      <w:r>
+        <w:t>https://www.mux.com/articles/multi-drm-video-streaming-widevine-fairplay-playready</w:t>
+      </w:r>
+    </w:p>
+    <w:p>
+      <w:pPr>
+        <w:pStyle w:val="ListParagraph"/>
+        <w:numPr>
+          <w:ilvl w:val="0"/>
+          <w:numId w:val="6"/>
+        </w:numPr>
+        <w:spacing w:after="130"/>
+        <w:jc w:val="both"/>
+      </w:pPr>
+      <w:r>
+        <w:t>Fora Soft — Forensic Watermarking: How to Trace a Stream Leak</w:t>
+      </w:r>
+    </w:p>
+    <w:p>
+      <w:pPr>
+        <w:pStyle w:val="ListParagraph"/>
+        <w:spacing w:after="130"/>
+        <w:jc w:val="both"/>
+      </w:pPr>
+      <w:r>
+        <w:t>https://www.forasoft.com/learn/ott/articles-ott/forensic-watermarking</w:t>
+      </w:r>
+    </w:p>
+    <w:p>
+      <w:pPr>
+        <w:pStyle w:val="ListParagraph"/>
+        <w:numPr>
+          <w:ilvl w:val="0"/>
+          <w:numId w:val="6"/>
+        </w:numPr>
+        <w:spacing w:after="130"/>
+        <w:jc w:val="both"/>
+      </w:pPr>
+      <w:proofErr w:type="spellStart"/>
+      <w:r>
+        <w:t>DesignGurus</w:t>
+      </w:r>
+      <w:proofErr w:type="spellEnd"/>
+      <w:r>
+        <w:t xml:space="preserve"> — Designing a Scalable Video Streaming Platform Like YouTube and Netflix</w:t>
+      </w:r>
+    </w:p>
+    <w:p>
+      <w:pPr>
+        <w:pStyle w:val="ListParagraph"/>
+        <w:spacing w:after="130"/>
+        <w:jc w:val="both"/>
+      </w:pPr>
+      <w:r>
+        <w:t>https://www.designgurus.io/blog/design-video-streaming-platform</w:t>
+      </w:r>
+    </w:p>
+    <w:p>
+      <w:pPr>
+        <w:pStyle w:val="ListParagraph"/>
+        <w:numPr>
+          <w:ilvl w:val="0"/>
+          <w:numId w:val="6"/>
+        </w:numPr>
+        <w:spacing w:after="130"/>
+        <w:jc w:val="both"/>
+      </w:pPr>
+      <w:r>
+        <w:t>Wikipedia — High-bandwidth Digital Content Protection (HDCP)</w:t>
+      </w:r>
+    </w:p>
+    <w:p>
+      <w:pPr>
+        <w:pStyle w:val="ListParagraph"/>
+        <w:spacing w:after="130"/>
+        <w:jc w:val="both"/>
+      </w:pPr>
+      <w:r>
+        <w:t>https://en.wikipedia.org/wiki/High-bandwidth_Digital_Content_Protection</w:t>
+      </w:r>
+    </w:p>
+    <w:p>
+      <w:pPr>
+        <w:pStyle w:val="ListParagraph"/>
+        <w:numPr>
+          <w:ilvl w:val="0"/>
+          <w:numId w:val="6"/>
+        </w:numPr>
+        <w:spacing w:after="130"/>
+        <w:jc w:val="both"/>
+      </w:pPr>
+      <w:r>
+        <w:t>Android Developers — Capture video and audio playback</w:t>
+      </w:r>
+    </w:p>
+    <w:p>
+      <w:pPr>
+        <w:pStyle w:val="ListParagraph"/>
+        <w:spacing w:after="130"/>
+        <w:jc w:val="both"/>
+      </w:pPr>
+      <w:r>
+        <w:lastRenderedPageBreak/>
+        <w:t>https://developer.android.com/media/platform/av-capture</w:t>
+      </w:r>
+    </w:p>
+    <w:p>
+      <w:pPr>
+        <w:pStyle w:val="ListParagraph"/>
+        <w:numPr>
+          <w:ilvl w:val="0"/>
+          <w:numId w:val="6"/>
+        </w:numPr>
+        <w:spacing w:after="130"/>
+        <w:jc w:val="both"/>
+      </w:pPr>
+      <w:proofErr w:type="spellStart"/>
+      <w:r>
+        <w:t>Intrasonics</w:t>
+      </w:r>
+      <w:proofErr w:type="spellEnd"/>
+      <w:r>
+        <w:t xml:space="preserve"> (Medium) — Protecting and Tracking Content through Forensic Watermarking</w:t>
+      </w:r>
+    </w:p>
+    <w:p>
+      <w:pPr>
+        <w:pStyle w:val="ListParagraph"/>
+        <w:spacing w:after="130"/>
+        <w:jc w:val="both"/>
+      </w:pPr>
+      <w:hyperlink r:id="rId14" w:history="1">
+        <w:r>
+          <w:rPr>
+            <w:rStyle w:val="Hyperlink"/>
+          </w:rPr>
+          <w:t>https://medium.com/intrasonics/protecting-and-tracking-content-through-forensic-watermarking-44bcc1be3e1c</w:t>
+        </w:r>
+      </w:hyperlink>
+    </w:p>
+    <w:p>
+      <w:pPr>
+        <w:pStyle w:val="ListParagraph"/>
+        <w:numPr>
+          <w:ilvl w:val="0"/>
+          <w:numId w:val="6"/>
+        </w:numPr>
+        <w:spacing w:after="130"/>
+        <w:jc w:val="both"/>
+      </w:pPr>
+      <w:r>
+        <w:t>Design a Video Streaming Protocol (HLS, DASH) | System Design</w:t>
+      </w:r>
+    </w:p>
+    <w:p>
+      <w:pPr>
+        <w:pStyle w:val="ListParagraph"/>
+        <w:spacing w:after="130"/>
+        <w:jc w:val="both"/>
+      </w:pPr>
+      <w:r>
+        <w:t>https://www.youtube.com/watch?v=v6qvrIY5Tgs</w:t>
+      </w:r>
+    </w:p>
+    <w:p>
+      <w:pPr>
+        <w:pStyle w:val="ListParagraph"/>
+        <w:numPr>
+          <w:ilvl w:val="0"/>
+          <w:numId w:val="6"/>
+        </w:numPr>
+        <w:spacing w:after="130"/>
+        <w:jc w:val="both"/>
+      </w:pPr>
+      <w:r>
+        <w:t>HLS Adaptive Bitrate Streaming - System Design</w:t>
+      </w:r>
+    </w:p>
+    <w:p>
+      <w:pPr>
+        <w:pStyle w:val="ListParagraph"/>
+        <w:spacing w:after="130"/>
+        <w:jc w:val="both"/>
+      </w:pPr>
+      <w:r>
+        <w:t>https://www.youtube.com/watch?v=6JTV4PwisoQ</w:t>
+      </w:r>
+    </w:p>
+    <w:p>
+      <w:pPr>
+        <w:pStyle w:val="ListParagraph"/>
+        <w:numPr>
+          <w:ilvl w:val="0"/>
+          <w:numId w:val="6"/>
+        </w:numPr>
+        <w:spacing w:after="130"/>
+        <w:jc w:val="both"/>
+      </w:pPr>
+      <w:r>
+        <w:t>Adaptive Bitrate Streaming Protocols Explained: HLS, DASH, CMAF &amp; Low-Latency</w:t>
+      </w:r>
+    </w:p>
+    <w:p>
+      <w:pPr>
+        <w:pStyle w:val="ListParagraph"/>
+        <w:spacing w:after="130"/>
+        <w:jc w:val="both"/>
+      </w:pPr>
+      <w:r>
+        <w:t>https://www.youtube.com/watch?v=_DHa6sR4_cc</w:t>
+      </w:r>
     </w:p>
     <w:p>
       <w:pPr>
@@ -3138,9 +3074,25 @@
         </w:rPr>
       </w:pPr>
     </w:p>
+    <w:p>
+      <w:pPr>
+        <w:rPr>
+          <w:sz w:val="36"/>
+          <w:szCs w:val="36"/>
+        </w:rPr>
+      </w:pPr>
+    </w:p>
+    <w:p>
+      <w:pPr>
+        <w:rPr>
+          <w:sz w:val="36"/>
+          <w:szCs w:val="36"/>
+        </w:rPr>
+      </w:pPr>
+    </w:p>
     <w:sectPr>
-      <w:headerReference w:type="default" r:id="rId13"/>
-      <w:footerReference w:type="default" r:id="rId14"/>
+      <w:headerReference w:type="default" r:id="rId15"/>
+      <w:footerReference w:type="default" r:id="rId16"/>
       <w:pgSz w:w="11906" w:h="16838" w:code="9"/>
       <w:pgMar w:top="1440" w:right="1440" w:bottom="1440" w:left="1440" w:header="720" w:footer="720" w:gutter="0"/>
       <w:cols w:space="720"/>
@@ -3306,7 +3258,7 @@
       <mc:AlternateContent>
         <mc:Choice Requires="wps">
           <w:drawing>
-            <wp:anchor distT="0" distB="0" distL="118745" distR="118745" simplePos="0" relativeHeight="251661312" behindDoc="1" locked="0" layoutInCell="1" allowOverlap="0" wp14:anchorId="29C4E3CC" wp14:editId="0163DD09">
+            <wp:anchor distT="0" distB="0" distL="118745" distR="118745" simplePos="0" relativeHeight="251657216" behindDoc="1" locked="0" layoutInCell="1" allowOverlap="0" wp14:anchorId="29C4E3CC" wp14:editId="0163DD09">
               <wp:simplePos x="0" y="0"/>
               <wp:positionH relativeFrom="margin">
                 <wp:align>center</wp:align>
@@ -3421,7 +3373,7 @@
         </mc:Choice>
         <mc:Fallback>
           <w:pict>
-            <v:rect w14:anchorId="29C4E3CC" id="Rectangle 200" o:spid="_x0000_s1026" style="position:absolute;margin-left:0;margin-top:0;width:468.5pt;height:21.3pt;z-index:-251655168;visibility:visible;mso-wrap-style:square;mso-width-percent:1000;mso-height-percent:27;mso-top-percent:45;mso-wrap-distance-left:9.35pt;mso-wrap-distance-top:0;mso-wrap-distance-right:9.35pt;mso-wrap-distance-bottom:0;mso-position-horizontal:center;mso-position-horizontal-relative:margin;mso-position-vertical-relative:page;mso-width-percent:1000;mso-height-percent:27;mso-top-percent:45;mso-width-relative:margin;mso-height-relative:page;v-text-anchor:middle" o:gfxdata="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" o:allowoverlap="f" fillcolor="#156082 [3204]" stroked="f" strokeweight="1.5pt">
+            <v:rect w14:anchorId="29C4E3CC" id="Rectangle 200" o:spid="_x0000_s1026" style="position:absolute;margin-left:0;margin-top:0;width:468.5pt;height:21.3pt;z-index:-251659264;visibility:visible;mso-wrap-style:square;mso-width-percent:1000;mso-height-percent:27;mso-top-percent:45;mso-wrap-distance-left:9.35pt;mso-wrap-distance-top:0;mso-wrap-distance-right:9.35pt;mso-wrap-distance-bottom:0;mso-position-horizontal:center;mso-position-horizontal-relative:margin;mso-position-vertical-relative:page;mso-width-percent:1000;mso-height-percent:27;mso-top-percent:45;mso-width-relative:margin;mso-height-relative:page;v-text-anchor:middle" o:gfxdata="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" o:allowoverlap="f" fillcolor="#156082 [3204]" stroked="f" strokeweight="1.5pt">
               <v:textbox style="mso-fit-shape-to-text:t">
                 <w:txbxContent>
                   <w:sdt>
@@ -3504,7 +3456,7 @@
               </v:handles>
               <o:lock v:ext="edit" text="t" shapetype="t"/>
             </v:shapetype>
-            <v:shape id="PowerPlusWaterMarkObject58407986" o:spid="_x0000_s1025" type="#_x0000_t136" style="position:absolute;margin-left:0;margin-top:0;width:523.95pt;height:112.25pt;rotation:315;z-index:-251657216;mso-position-horizontal:center;mso-position-horizontal-relative:margin;mso-position-vertical:center;mso-position-vertical-relative:margin" o:allowincell="f" fillcolor="silver" stroked="f">
+            <v:shape id="PowerPlusWaterMarkObject58407986" o:spid="_x0000_s1025" type="#_x0000_t136" style="position:absolute;margin-left:0;margin-top:0;width:523.95pt;height:112.25pt;rotation:315;z-index:-251658240;mso-position-horizontal:center;mso-position-horizontal-relative:margin;mso-position-vertical:center;mso-position-vertical-relative:margin" o:allowincell="f" fillcolor="silver" stroked="f">
               <v:fill opacity=".5"/>
               <v:textpath style="font-family:&quot;Calibri&quot;;font-size:1pt" string="Md. Masud Rana"/>
               <w10:wrap anchorx="margin" anchory="margin"/>
@@ -3692,6 +3644,92 @@
     </w:lvl>
   </w:abstractNum>
   <w:abstractNum w:abstractNumId="2" w15:restartNumberingAfterBreak="0">
+    <w:nsid w:val="409013D3"/>
+    <w:multiLevelType w:val="hybridMultilevel"/>
+    <w:tmpl w:val="813EBC7A"/>
+    <w:lvl w:ilvl="0" w:tplc="0409000F">
+      <w:start w:val="1"/>
+      <w:numFmt w:val="decimal"/>
+      <w:lvlText w:val="%1."/>
+      <w:lvlJc w:val="left"/>
+      <w:pPr>
+        <w:ind w:left="720" w:hanging="360"/>
+      </w:pPr>
+    </w:lvl>
+    <w:lvl w:ilvl="1" w:tplc="04090019" w:tentative="1">
+      <w:start w:val="1"/>
+      <w:numFmt w:val="lowerLetter"/>
+      <w:lvlText w:val="%2."/>
+      <w:lvlJc w:val="left"/>
+      <w:pPr>
+        <w:ind w:left="1440" w:hanging="360"/>
+      </w:pPr>
+    </w:lvl>
+    <w:lvl w:ilvl="2" w:tplc="0409001B" w:tentative="1">
+      <w:start w:val="1"/>
+      <w:numFmt w:val="lowerRoman"/>
+      <w:lvlText w:val="%3."/>
+      <w:lvlJc w:val="right"/>
+      <w:pPr>
+        <w:ind w:left="2160" w:hanging="180"/>
+      </w:pPr>
+    </w:lvl>
+    <w:lvl w:ilvl="3" w:tplc="0409000F" w:tentative="1">
+      <w:start w:val="1"/>
+      <w:numFmt w:val="decimal"/>
+      <w:lvlText w:val="%4."/>
+      <w:lvlJc w:val="left"/>
+      <w:pPr>
+        <w:ind w:left="2880" w:hanging="360"/>
+      </w:pPr>
+    </w:lvl>
+    <w:lvl w:ilvl="4" w:tplc="04090019" w:tentative="1">
+      <w:start w:val="1"/>
+      <w:numFmt w:val="lowerLetter"/>
+      <w:lvlText w:val="%5."/>
+      <w:lvlJc w:val="left"/>
+      <w:pPr>
+        <w:ind w:left="3600" w:hanging="360"/>
+      </w:pPr>
+    </w:lvl>
+    <w:lvl w:ilvl="5" w:tplc="0409001B" w:tentative="1">
+      <w:start w:val="1"/>
+      <w:numFmt w:val="lowerRoman"/>
+      <w:lvlText w:val="%6."/>
+      <w:lvlJc w:val="right"/>
+      <w:pPr>
+        <w:ind w:left="4320" w:hanging="180"/>
+      </w:pPr>
+    </w:lvl>
+    <w:lvl w:ilvl="6" w:tplc="0409000F" w:tentative="1">
+      <w:start w:val="1"/>
+      <w:numFmt w:val="decimal"/>
+      <w:lvlText w:val="%7."/>
+      <w:lvlJc w:val="left"/>
+      <w:pPr>
+        <w:ind w:left="5040" w:hanging="360"/>
+      </w:pPr>
+    </w:lvl>
+    <w:lvl w:ilvl="7" w:tplc="04090019" w:tentative="1">
+      <w:start w:val="1"/>
+      <w:numFmt w:val="lowerLetter"/>
+      <w:lvlText w:val="%8."/>
+      <w:lvlJc w:val="left"/>
+      <w:pPr>
+        <w:ind w:left="5760" w:hanging="360"/>
+      </w:pPr>
+    </w:lvl>
+    <w:lvl w:ilvl="8" w:tplc="0409001B" w:tentative="1">
+      <w:start w:val="1"/>
+      <w:numFmt w:val="lowerRoman"/>
+      <w:lvlText w:val="%9."/>
+      <w:lvlJc w:val="right"/>
+      <w:pPr>
+        <w:ind w:left="6480" w:hanging="180"/>
+      </w:pPr>
+    </w:lvl>
+  </w:abstractNum>
+  <w:abstractNum w:abstractNumId="3" w15:restartNumberingAfterBreak="0">
     <w:nsid w:val="56E1409B"/>
     <w:multiLevelType w:val="hybridMultilevel"/>
     <w:tmpl w:val="683897D0"/>
@@ -3777,7 +3815,7 @@
       </w:pPr>
     </w:lvl>
   </w:abstractNum>
-  <w:abstractNum w:abstractNumId="3" w15:restartNumberingAfterBreak="0">
+  <w:abstractNum w:abstractNumId="4" w15:restartNumberingAfterBreak="0">
     <w:nsid w:val="5AC631DB"/>
     <w:multiLevelType w:val="hybridMultilevel"/>
     <w:tmpl w:val="C812D548"/>
@@ -3889,7 +3927,7 @@
       </w:rPr>
     </w:lvl>
   </w:abstractNum>
-  <w:abstractNum w:abstractNumId="4" w15:restartNumberingAfterBreak="0">
+  <w:abstractNum w:abstractNumId="5" w15:restartNumberingAfterBreak="0">
     <w:nsid w:val="5CA60E4B"/>
     <w:multiLevelType w:val="hybridMultilevel"/>
     <w:tmpl w:val="34D64BE2"/>
@@ -3899,7 +3937,7 @@
       <w:lvlText w:val="%1."/>
       <w:lvlJc w:val="right"/>
       <w:pPr>
-        <w:ind w:left="1800" w:hanging="360"/>
+        <w:ind w:left="1080" w:hanging="360"/>
       </w:pPr>
     </w:lvl>
     <w:lvl w:ilvl="1" w:tplc="A07656E8">
@@ -3908,7 +3946,7 @@
       <w:lvlText w:val="•"/>
       <w:lvlJc w:val="left"/>
       <w:pPr>
-        <w:ind w:left="2880" w:hanging="720"/>
+        <w:ind w:left="2160" w:hanging="720"/>
       </w:pPr>
       <w:rPr>
         <w:rFonts w:ascii="Aptos" w:eastAsiaTheme="minorHAnsi" w:hAnsi="Aptos" w:cstheme="minorBidi" w:hint="default"/>
@@ -3920,7 +3958,7 @@
       <w:lvlText w:val="%3."/>
       <w:lvlJc w:val="right"/>
       <w:pPr>
-        <w:ind w:left="3240" w:hanging="180"/>
+        <w:ind w:left="2520" w:hanging="180"/>
       </w:pPr>
     </w:lvl>
     <w:lvl w:ilvl="3" w:tplc="0409000F" w:tentative="1">
@@ -3929,7 +3967,7 @@
       <w:lvlText w:val="%4."/>
       <w:lvlJc w:val="left"/>
       <w:pPr>
-        <w:ind w:left="3960" w:hanging="360"/>
+        <w:ind w:left="3240" w:hanging="360"/>
       </w:pPr>
     </w:lvl>
     <w:lvl w:ilvl="4" w:tplc="04090019" w:tentative="1">
@@ -3938,7 +3976,7 @@
       <w:lvlText w:val="%5."/>
       <w:lvlJc w:val="left"/>
       <w:pPr>
-        <w:ind w:left="4680" w:hanging="360"/>
+        <w:ind w:left="3960" w:hanging="360"/>
       </w:pPr>
     </w:lvl>
     <w:lvl w:ilvl="5" w:tplc="0409001B" w:tentative="1">
@@ -3947,7 +3985,7 @@
       <w:lvlText w:val="%6."/>
       <w:lvlJc w:val="right"/>
       <w:pPr>
-        <w:ind w:left="5400" w:hanging="180"/>
+        <w:ind w:left="4680" w:hanging="180"/>
       </w:pPr>
     </w:lvl>
     <w:lvl w:ilvl="6" w:tplc="0409000F" w:tentative="1">
@@ -3956,7 +3994,7 @@
       <w:lvlText w:val="%7."/>
       <w:lvlJc w:val="left"/>
       <w:pPr>
-        <w:ind w:left="6120" w:hanging="360"/>
+        <w:ind w:left="5400" w:hanging="360"/>
       </w:pPr>
     </w:lvl>
     <w:lvl w:ilvl="7" w:tplc="04090019" w:tentative="1">
@@ -3965,7 +4003,7 @@
       <w:lvlText w:val="%8."/>
       <w:lvlJc w:val="left"/>
       <w:pPr>
-        <w:ind w:left="6840" w:hanging="360"/>
+        <w:ind w:left="6120" w:hanging="360"/>
       </w:pPr>
     </w:lvl>
     <w:lvl w:ilvl="8" w:tplc="0409001B" w:tentative="1">
@@ -3974,24 +4012,27 @@
       <w:lvlText w:val="%9."/>
       <w:lvlJc w:val="right"/>
       <w:pPr>
-        <w:ind w:left="7560" w:hanging="180"/>
+        <w:ind w:left="6840" w:hanging="180"/>
       </w:pPr>
     </w:lvl>
   </w:abstractNum>
   <w:num w:numId="1" w16cid:durableId="802113709">
-    <w:abstractNumId w:val="4"/>
+    <w:abstractNumId w:val="5"/>
   </w:num>
   <w:num w:numId="2" w16cid:durableId="839582980">
     <w:abstractNumId w:val="0"/>
   </w:num>
   <w:num w:numId="3" w16cid:durableId="842553983">
-    <w:abstractNumId w:val="3"/>
+    <w:abstractNumId w:val="4"/>
   </w:num>
   <w:num w:numId="4" w16cid:durableId="717513282">
-    <w:abstractNumId w:val="2"/>
+    <w:abstractNumId w:val="3"/>
   </w:num>
   <w:num w:numId="5" w16cid:durableId="224532334">
     <w:abstractNumId w:val="1"/>
+  </w:num>
+  <w:num w:numId="6" w16cid:durableId="864828678">
+    <w:abstractNumId w:val="2"/>
   </w:num>
 </w:numbering>
 </file>
